--- a/Jerome Siljan.docx
+++ b/Jerome Siljan.docx
@@ -186,13 +186,13 @@
           <w:b/>
           <w:bCs/>
         </w:rPr>
-        <w:t xml:space="preserve">RapidEdge Analytics – Full Stack Engineer (Part-time)</w:t>
+        <w:t xml:space="preserve">RapidEdge Analytics – Founding Engineer (Part-time)</w:t>
       </w:r>
       <w:r>
         <w:t xml:space="preserve"> </w:t>
       </w:r>
       <w:r>
-        <w:t xml:space="preserve">Sept 2025 – Present</w:t>
+        <w:t xml:space="preserve">Apr 2025 – Feb 2026</w:t>
       </w:r>
     </w:p>
     <w:p>

--- a/Jerome Siljan.docx
+++ b/Jerome Siljan.docx
@@ -265,7 +265,7 @@
         <w:t xml:space="preserve"> </w:t>
       </w:r>
       <w:r>
-        <w:t xml:space="preserve">Oct 2024 – Apr 2025</w:t>
+        <w:t xml:space="preserve">Oct 2024 – Mar 2025</w:t>
       </w:r>
     </w:p>
     <w:p>
